--- a/portfolio/public/cv-eng.docx
+++ b/portfolio/public/cv-eng.docx
@@ -251,21 +251,7 @@
           <w:lang w:val="en-GB"/>
         </w:rPr>
         <w:br/>
-        <w:t xml:space="preserve">As a full stack developer at DPJ Workspace, I was responsible for developing customized solutions for the sale of office furniture. I worked closely with the design team to implement visual concepts from Adobe InDesign on our e-commerce platform. This included developing modules within </w:t>
-      </w:r>
-      <w:proofErr w:type="spellStart"/>
-      <w:r>
-        <w:rPr>
-          <w:lang w:val="en-GB"/>
-        </w:rPr>
-        <w:t>PrestaShop</w:t>
-      </w:r>
-      <w:proofErr w:type="spellEnd"/>
-      <w:r>
-        <w:rPr>
-          <w:lang w:val="en-GB"/>
-        </w:rPr>
-        <w:t>, which uses Symfony, PHP, Smarty, CSS, JavaScript, and jQuery, as well as customizing controllers and templates to optimize the user experience.</w:t>
+        <w:t>As a full stack developer at DPJ Workspace, I was responsible for developing customized solutions for the sale of office furniture. I worked closely with the design team to implement visual concepts from Adobe InDesign on our e-commerce platform. This included developing modules within PrestaShop, which uses Symfony, PHP, Smarty, CSS, JavaScript, and jQuery, as well as customizing controllers and templates to optimize the user experience.</w:t>
       </w:r>
       <w:r>
         <w:rPr>
@@ -290,33 +276,11 @@
           <w:lang w:val="en-GB"/>
         </w:rPr>
       </w:pPr>
-      <w:proofErr w:type="spellStart"/>
-      <w:r>
-        <w:rPr>
-          <w:lang w:val="en-GB"/>
-        </w:rPr>
-        <w:t>Brizley</w:t>
-      </w:r>
-      <w:proofErr w:type="spellEnd"/>
-      <w:r>
-        <w:rPr>
-          <w:lang w:val="en-GB"/>
-        </w:rPr>
-        <w:t xml:space="preserve"> - Created a website in Symfony with a custom-built admin system for easily editing text and products, and a frontend with Symfony controllers and </w:t>
-      </w:r>
-      <w:proofErr w:type="spellStart"/>
-      <w:r>
-        <w:rPr>
-          <w:lang w:val="en-GB"/>
-        </w:rPr>
-        <w:t>htmx</w:t>
-      </w:r>
-      <w:proofErr w:type="spellEnd"/>
-      <w:r>
-        <w:rPr>
-          <w:lang w:val="en-GB"/>
-        </w:rPr>
-        <w:t>.</w:t>
+      <w:r>
+        <w:rPr>
+          <w:lang w:val="en-GB"/>
+        </w:rPr>
+        <w:t>Brizley - Created a website in Symfony with a custom-built admin system for easily editing text and products, and a frontend with Symfony controllers and htmx.</w:t>
       </w:r>
     </w:p>
     <w:p>
@@ -362,21 +326,12 @@
           <w:lang w:val="en-GB"/>
         </w:rPr>
         <w:br/>
-        <w:t xml:space="preserve">PHP, </w:t>
-      </w:r>
-      <w:proofErr w:type="spellStart"/>
-      <w:r>
-        <w:rPr>
-          <w:lang w:val="en-GB"/>
-        </w:rPr>
-        <w:t>PrestaShop</w:t>
-      </w:r>
-      <w:proofErr w:type="spellEnd"/>
-      <w:r>
-        <w:rPr>
-          <w:lang w:val="en-GB"/>
-        </w:rPr>
-        <w:t>, Symfony, JavaScript, jQuery, Sass, MariaDB</w:t>
+      </w:r>
+      <w:r>
+        <w:rPr>
+          <w:lang w:val="en-GB"/>
+        </w:rPr>
+        <w:t>PHP, PrestaShop, Symfony, JavaScript, jQuery, Sass, MariaDB, htmx</w:t>
       </w:r>
     </w:p>
     <w:p>
@@ -448,21 +403,7 @@
           <w:lang w:val="en-GB"/>
         </w:rPr>
         <w:br/>
-        <w:t xml:space="preserve">InfoSolutions is a company working on healthcare digitization, such as communication between hospitals and labs or providing web-based solutions like </w:t>
-      </w:r>
-      <w:proofErr w:type="spellStart"/>
-      <w:r>
-        <w:rPr>
-          <w:lang w:val="en-GB"/>
-        </w:rPr>
-        <w:t>LabPortalen</w:t>
-      </w:r>
-      <w:proofErr w:type="spellEnd"/>
-      <w:r>
-        <w:rPr>
-          <w:lang w:val="en-GB"/>
-        </w:rPr>
-        <w:t>.</w:t>
+        <w:t>InfoSolutions is a company working on healthcare digitization, such as communication between hospitals and labs or providing web-based solutions like LabPortalen.</w:t>
       </w:r>
       <w:r>
         <w:rPr>
@@ -483,47 +424,11 @@
           <w:lang w:val="en-GB"/>
         </w:rPr>
       </w:pPr>
-      <w:proofErr w:type="spellStart"/>
-      <w:r>
-        <w:rPr>
-          <w:lang w:val="en-GB"/>
-        </w:rPr>
-        <w:t>LabPortalen</w:t>
-      </w:r>
-      <w:proofErr w:type="spellEnd"/>
-      <w:r>
-        <w:rPr>
-          <w:lang w:val="en-GB"/>
-        </w:rPr>
-        <w:t xml:space="preserve"> </w:t>
-      </w:r>
-      <w:proofErr w:type="spellStart"/>
-      <w:r>
-        <w:rPr>
-          <w:lang w:val="en-GB"/>
-        </w:rPr>
-        <w:t>och</w:t>
-      </w:r>
-      <w:proofErr w:type="spellEnd"/>
-      <w:r>
-        <w:rPr>
-          <w:lang w:val="en-GB"/>
-        </w:rPr>
-        <w:t xml:space="preserve"> </w:t>
-      </w:r>
-      <w:proofErr w:type="spellStart"/>
-      <w:r>
-        <w:rPr>
-          <w:lang w:val="en-GB"/>
-        </w:rPr>
-        <w:t>eRemiss</w:t>
-      </w:r>
-      <w:proofErr w:type="spellEnd"/>
-      <w:r>
-        <w:rPr>
-          <w:lang w:val="en-GB"/>
-        </w:rPr>
-        <w:t xml:space="preserve"> - </w:t>
+      <w:r>
+        <w:rPr>
+          <w:lang w:val="en-GB"/>
+        </w:rPr>
+        <w:t xml:space="preserve">LabPortalen och eRemiss - </w:t>
       </w:r>
       <w:r>
         <w:rPr>
@@ -547,29 +452,8 @@
         <w:t xml:space="preserve"> - </w:t>
       </w:r>
       <w:r>
-        <w:t xml:space="preserve">Digital management </w:t>
-      </w:r>
-      <w:proofErr w:type="spellStart"/>
-      <w:r>
-        <w:t>of</w:t>
-      </w:r>
-      <w:proofErr w:type="spellEnd"/>
-      <w:r>
-        <w:t xml:space="preserve"> </w:t>
-      </w:r>
-      <w:proofErr w:type="spellStart"/>
-      <w:r>
-        <w:t>radiology</w:t>
-      </w:r>
-      <w:proofErr w:type="spellEnd"/>
-      <w:r>
-        <w:t xml:space="preserve"> </w:t>
-      </w:r>
-      <w:proofErr w:type="spellStart"/>
-      <w:r>
-        <w:t>referrals</w:t>
-      </w:r>
-      <w:proofErr w:type="spellEnd"/>
+        <w:t>Digital management of radiology referrals</w:t>
+      </w:r>
     </w:p>
     <w:p>
       <w:pPr>
@@ -582,19 +466,11 @@
           <w:lang w:val="en-GB"/>
         </w:rPr>
       </w:pPr>
-      <w:proofErr w:type="spellStart"/>
-      <w:r>
-        <w:rPr>
-          <w:lang w:val="en-GB"/>
-        </w:rPr>
-        <w:t>TimeReport</w:t>
-      </w:r>
-      <w:proofErr w:type="spellEnd"/>
-      <w:r>
-        <w:rPr>
-          <w:lang w:val="en-GB"/>
-        </w:rPr>
-        <w:t xml:space="preserve"> - </w:t>
+      <w:r>
+        <w:rPr>
+          <w:lang w:val="en-GB"/>
+        </w:rPr>
+        <w:t xml:space="preserve">TimeReport - </w:t>
       </w:r>
       <w:r>
         <w:rPr>
@@ -636,7 +512,7 @@
         <w:rPr>
           <w:lang w:val="en-GB"/>
         </w:rPr>
-        <w:t>Conversion flows between different labs and hospitals</w:t>
+        <w:t>Brevportalen – A service for sending letters to patients via Ekopost or Kivra.</w:t>
       </w:r>
     </w:p>
     <w:p>
@@ -646,39 +522,15 @@
           <w:ilvl w:val="0"/>
           <w:numId w:val="1"/>
         </w:numPr>
-      </w:pPr>
-      <w:proofErr w:type="spellStart"/>
-      <w:r>
-        <w:t>C</w:t>
-      </w:r>
-      <w:r>
-        <w:t>onnect</w:t>
-      </w:r>
-      <w:proofErr w:type="spellEnd"/>
-      <w:r>
-        <w:t xml:space="preserve"> </w:t>
-      </w:r>
-      <w:r>
-        <w:t xml:space="preserve">– </w:t>
-      </w:r>
-      <w:r>
-        <w:t xml:space="preserve">Management </w:t>
-      </w:r>
-      <w:proofErr w:type="spellStart"/>
-      <w:r>
-        <w:t>of</w:t>
-      </w:r>
-      <w:proofErr w:type="spellEnd"/>
-      <w:r>
-        <w:t xml:space="preserve"> </w:t>
-      </w:r>
-      <w:proofErr w:type="spellStart"/>
-      <w:r>
-        <w:t>medical</w:t>
-      </w:r>
-      <w:proofErr w:type="spellEnd"/>
-      <w:r>
-        <w:t xml:space="preserve"> instruments</w:t>
+        <w:rPr>
+          <w:lang w:val="en-GB"/>
+        </w:rPr>
+      </w:pPr>
+      <w:r>
+        <w:rPr>
+          <w:lang w:val="en-GB"/>
+        </w:rPr>
+        <w:t>Conversion flows between different labs and hospitals</w:t>
       </w:r>
     </w:p>
     <w:p>
@@ -688,23 +540,36 @@
           <w:ilvl w:val="0"/>
           <w:numId w:val="1"/>
         </w:numPr>
-        <w:rPr>
-          <w:lang w:val="en-GB"/>
-        </w:rPr>
-      </w:pPr>
-      <w:proofErr w:type="spellStart"/>
-      <w:r>
-        <w:rPr>
-          <w:lang w:val="en-GB"/>
-        </w:rPr>
-        <w:t>LabPortal</w:t>
-      </w:r>
-      <w:proofErr w:type="spellEnd"/>
-      <w:r>
-        <w:rPr>
-          <w:lang w:val="en-GB"/>
-        </w:rPr>
-        <w:t xml:space="preserve"> Internal Support Program – Windows programs written in Windows Forms (VB.NET) for managing users and organizations.</w:t>
+      </w:pPr>
+      <w:r>
+        <w:t>C</w:t>
+      </w:r>
+      <w:r>
+        <w:t xml:space="preserve">onnect </w:t>
+      </w:r>
+      <w:r>
+        <w:t xml:space="preserve">– </w:t>
+      </w:r>
+      <w:r>
+        <w:t>Management of medical instruments</w:t>
+      </w:r>
+    </w:p>
+    <w:p>
+      <w:pPr>
+        <w:pStyle w:val="Liststycke"/>
+        <w:numPr>
+          <w:ilvl w:val="0"/>
+          <w:numId w:val="1"/>
+        </w:numPr>
+        <w:rPr>
+          <w:lang w:val="en-GB"/>
+        </w:rPr>
+      </w:pPr>
+      <w:r>
+        <w:rPr>
+          <w:lang w:val="en-GB"/>
+        </w:rPr>
+        <w:t>LabPortal Internal Support Program – Windows programs written in Windows Forms (VB.NET) for managing users and organizations.</w:t>
       </w:r>
     </w:p>
     <w:p>
@@ -726,27 +591,36 @@
         <w:br/>
         <w:t xml:space="preserve">A fun detail from InfoSolutions was that, together with several project managers from InfoSolutions and </w:t>
       </w:r>
-      <w:proofErr w:type="spellStart"/>
       <w:r>
         <w:rPr>
           <w:lang w:val="en-GB"/>
         </w:rPr>
         <w:t>Folkhälsomyndigheterna</w:t>
       </w:r>
-      <w:proofErr w:type="spellEnd"/>
       <w:r>
         <w:rPr>
           <w:lang w:val="en-GB"/>
         </w:rPr>
         <w:t>, I developed one of the earlier forms (possibly the first in Sweden) used by healthcare professionals to track Covid-19 symptoms!</w:t>
       </w:r>
-    </w:p>
-    <w:p>
-      <w:pPr>
-        <w:rPr>
-          <w:lang w:val="en-GB"/>
-        </w:rPr>
-      </w:pPr>
+      <w:r>
+        <w:rPr>
+          <w:lang w:val="en-GB"/>
+        </w:rPr>
+        <w:br/>
+      </w:r>
+      <w:r>
+        <w:rPr>
+          <w:lang w:val="en-GB"/>
+        </w:rPr>
+        <w:t>I was also involved in setting up automated tests using Cypress and SHFTRS.</w:t>
+      </w:r>
+      <w:r>
+        <w:rPr>
+          <w:lang w:val="en-GB"/>
+        </w:rPr>
+        <w:br/>
+      </w:r>
       <w:r>
         <w:rPr>
           <w:lang w:val="en-GB"/>
@@ -759,191 +633,254 @@
           <w:lang w:val="en-GB"/>
         </w:rPr>
         <w:br/>
-        <w:t>ASP.NET, C#, VB, WebView2, MSSQL, Windows Server, IIS, JavaScript, XML, jQuery, WordPress</w:t>
-      </w:r>
-    </w:p>
-    <w:p>
-      <w:pPr>
-        <w:rPr>
-          <w:b/>
-          <w:bCs/>
-          <w:sz w:val="28"/>
-          <w:szCs w:val="28"/>
-          <w:lang w:val="en-GB"/>
-        </w:rPr>
-      </w:pPr>
-    </w:p>
-    <w:p>
-      <w:pPr>
-        <w:rPr>
-          <w:b/>
-          <w:bCs/>
-          <w:sz w:val="28"/>
-          <w:szCs w:val="28"/>
-          <w:lang w:val="en-GB"/>
-        </w:rPr>
-      </w:pPr>
-    </w:p>
-    <w:p>
-      <w:pPr>
-        <w:rPr>
-          <w:b/>
-          <w:bCs/>
-          <w:sz w:val="28"/>
-          <w:szCs w:val="28"/>
-          <w:lang w:val="en-GB"/>
-        </w:rPr>
-      </w:pPr>
-    </w:p>
-    <w:p>
-      <w:pPr>
-        <w:rPr>
-          <w:b/>
-          <w:bCs/>
-          <w:sz w:val="28"/>
-          <w:szCs w:val="28"/>
-          <w:lang w:val="en-GB"/>
-        </w:rPr>
-      </w:pPr>
-    </w:p>
-    <w:p>
-      <w:pPr>
-        <w:rPr>
-          <w:b/>
-          <w:bCs/>
-          <w:sz w:val="28"/>
-          <w:szCs w:val="28"/>
-          <w:lang w:val="en-GB"/>
-        </w:rPr>
-      </w:pPr>
-    </w:p>
-    <w:p>
-      <w:pPr>
-        <w:rPr>
-          <w:b/>
-          <w:bCs/>
-          <w:sz w:val="28"/>
-          <w:szCs w:val="28"/>
-          <w:lang w:val="en-GB"/>
-        </w:rPr>
-      </w:pPr>
-    </w:p>
-    <w:p>
-      <w:pPr>
-        <w:rPr>
-          <w:b/>
-          <w:bCs/>
-          <w:sz w:val="28"/>
-          <w:szCs w:val="28"/>
-          <w:lang w:val="en-GB"/>
-        </w:rPr>
-      </w:pPr>
-    </w:p>
-    <w:p>
-      <w:pPr>
-        <w:rPr>
-          <w:b/>
-          <w:bCs/>
-          <w:sz w:val="28"/>
-          <w:szCs w:val="28"/>
-          <w:lang w:val="en-GB"/>
-        </w:rPr>
-      </w:pPr>
-    </w:p>
-    <w:p>
-      <w:pPr>
-        <w:rPr>
-          <w:b/>
-          <w:bCs/>
-          <w:sz w:val="28"/>
-          <w:szCs w:val="28"/>
-          <w:lang w:val="en-GB"/>
-        </w:rPr>
-      </w:pPr>
-    </w:p>
-    <w:p>
-      <w:pPr>
-        <w:rPr>
-          <w:b/>
-          <w:bCs/>
-          <w:sz w:val="28"/>
-          <w:szCs w:val="28"/>
-          <w:lang w:val="en-GB"/>
-        </w:rPr>
-      </w:pPr>
-      <w:r>
-        <w:rPr>
-          <w:b/>
-          <w:bCs/>
-          <w:sz w:val="28"/>
-          <w:szCs w:val="28"/>
-          <w:lang w:val="en-GB"/>
-        </w:rPr>
-        <w:lastRenderedPageBreak/>
-        <w:t xml:space="preserve">Linas </w:t>
-      </w:r>
-      <w:proofErr w:type="spellStart"/>
-      <w:r>
-        <w:rPr>
-          <w:b/>
-          <w:bCs/>
-          <w:sz w:val="28"/>
-          <w:szCs w:val="28"/>
-          <w:lang w:val="en-GB"/>
-        </w:rPr>
-        <w:t>Matkasse</w:t>
-      </w:r>
-      <w:proofErr w:type="spellEnd"/>
-      <w:r>
-        <w:rPr>
-          <w:b/>
-          <w:bCs/>
-          <w:sz w:val="28"/>
-          <w:szCs w:val="28"/>
-          <w:lang w:val="en-GB"/>
-        </w:rPr>
-        <w:t xml:space="preserve"> – Application Specialist | 2016 - 2018</w:t>
-      </w:r>
-    </w:p>
-    <w:p>
-      <w:pPr>
-        <w:rPr>
-          <w:lang w:val="en-GB"/>
-        </w:rPr>
-      </w:pPr>
-      <w:r>
-        <w:rPr>
-          <w:lang w:val="en-GB"/>
-        </w:rPr>
-        <w:t xml:space="preserve">At Linas </w:t>
-      </w:r>
-      <w:proofErr w:type="spellStart"/>
-      <w:r>
-        <w:rPr>
-          <w:lang w:val="en-GB"/>
-        </w:rPr>
-        <w:t>Matkasse</w:t>
-      </w:r>
-      <w:proofErr w:type="spellEnd"/>
-      <w:r>
-        <w:rPr>
-          <w:lang w:val="en-GB"/>
-        </w:rPr>
-        <w:t xml:space="preserve">, I worked as a system administrator, technical support, and backend developer for Linas </w:t>
-      </w:r>
-      <w:proofErr w:type="spellStart"/>
-      <w:r>
-        <w:rPr>
-          <w:lang w:val="en-GB"/>
-        </w:rPr>
-        <w:t>Matkasse's</w:t>
-      </w:r>
-      <w:proofErr w:type="spellEnd"/>
-      <w:r>
-        <w:rPr>
-          <w:lang w:val="en-GB"/>
-        </w:rPr>
-        <w:t xml:space="preserve"> internally developed business system.</w:t>
+      </w:r>
+      <w:r>
+        <w:rPr>
+          <w:lang w:val="en-GB"/>
+        </w:rPr>
+        <w:t>ASP.NET</w:t>
+      </w:r>
+      <w:r>
+        <w:rPr>
+          <w:lang w:val="en-GB"/>
+        </w:rPr>
+        <w:t xml:space="preserve">, </w:t>
+      </w:r>
+      <w:r>
+        <w:rPr>
+          <w:lang w:val="en-GB"/>
+        </w:rPr>
+        <w:t>C#</w:t>
+      </w:r>
+      <w:r>
+        <w:rPr>
+          <w:lang w:val="en-GB"/>
+        </w:rPr>
+        <w:t xml:space="preserve">, </w:t>
+      </w:r>
+      <w:r>
+        <w:rPr>
+          <w:lang w:val="en-GB"/>
+        </w:rPr>
+        <w:t>VB</w:t>
+      </w:r>
+      <w:r>
+        <w:rPr>
+          <w:lang w:val="en-GB"/>
+        </w:rPr>
+        <w:t xml:space="preserve">, </w:t>
+      </w:r>
+      <w:r>
+        <w:rPr>
+          <w:lang w:val="en-GB"/>
+        </w:rPr>
+        <w:t>WebView2</w:t>
+      </w:r>
+      <w:r>
+        <w:rPr>
+          <w:lang w:val="en-GB"/>
+        </w:rPr>
+        <w:t xml:space="preserve">, </w:t>
+      </w:r>
+      <w:r>
+        <w:rPr>
+          <w:lang w:val="en-GB"/>
+        </w:rPr>
+        <w:t>MSSQL</w:t>
+      </w:r>
+      <w:r>
+        <w:rPr>
+          <w:lang w:val="en-GB"/>
+        </w:rPr>
+        <w:t xml:space="preserve">, </w:t>
+      </w:r>
+      <w:r>
+        <w:rPr>
+          <w:lang w:val="en-GB"/>
+        </w:rPr>
+        <w:t>Windows Server,</w:t>
+      </w:r>
+      <w:r>
+        <w:rPr>
+          <w:lang w:val="en-GB"/>
+        </w:rPr>
+        <w:t xml:space="preserve"> </w:t>
+      </w:r>
+      <w:r>
+        <w:rPr>
+          <w:lang w:val="en-GB"/>
+        </w:rPr>
+        <w:t>IIS,</w:t>
+      </w:r>
+      <w:r>
+        <w:rPr>
+          <w:lang w:val="en-GB"/>
+        </w:rPr>
+        <w:t xml:space="preserve"> </w:t>
+      </w:r>
+      <w:r>
+        <w:rPr>
+          <w:lang w:val="en-GB"/>
+        </w:rPr>
+        <w:t>JavaScript, XML, jQuery,</w:t>
+      </w:r>
+      <w:r>
+        <w:rPr>
+          <w:lang w:val="en-GB"/>
+        </w:rPr>
+        <w:t xml:space="preserve"> </w:t>
+      </w:r>
+      <w:r>
+        <w:rPr>
+          <w:lang w:val="en-GB"/>
+        </w:rPr>
+        <w:t>WordPress</w:t>
+      </w:r>
+      <w:r>
+        <w:rPr>
+          <w:lang w:val="en-GB"/>
+        </w:rPr>
+        <w:t>, API, SOAP</w:t>
+      </w:r>
+    </w:p>
+    <w:p>
+      <w:pPr>
+        <w:rPr>
+          <w:lang w:val="en-GB"/>
+        </w:rPr>
+      </w:pPr>
+    </w:p>
+    <w:p>
+      <w:pPr>
+        <w:rPr>
+          <w:b/>
+          <w:bCs/>
+          <w:sz w:val="28"/>
+          <w:szCs w:val="28"/>
+          <w:lang w:val="en-GB"/>
+        </w:rPr>
+      </w:pPr>
+    </w:p>
+    <w:p>
+      <w:pPr>
+        <w:rPr>
+          <w:b/>
+          <w:bCs/>
+          <w:sz w:val="28"/>
+          <w:szCs w:val="28"/>
+          <w:lang w:val="en-GB"/>
+        </w:rPr>
+      </w:pPr>
+    </w:p>
+    <w:p>
+      <w:pPr>
+        <w:rPr>
+          <w:b/>
+          <w:bCs/>
+          <w:sz w:val="28"/>
+          <w:szCs w:val="28"/>
+          <w:lang w:val="en-GB"/>
+        </w:rPr>
+      </w:pPr>
+    </w:p>
+    <w:p>
+      <w:pPr>
+        <w:rPr>
+          <w:b/>
+          <w:bCs/>
+          <w:sz w:val="28"/>
+          <w:szCs w:val="28"/>
+          <w:lang w:val="en-GB"/>
+        </w:rPr>
+      </w:pPr>
+    </w:p>
+    <w:p>
+      <w:pPr>
+        <w:rPr>
+          <w:b/>
+          <w:bCs/>
+          <w:sz w:val="28"/>
+          <w:szCs w:val="28"/>
+          <w:lang w:val="en-GB"/>
+        </w:rPr>
+      </w:pPr>
+    </w:p>
+    <w:p>
+      <w:pPr>
+        <w:rPr>
+          <w:b/>
+          <w:bCs/>
+          <w:sz w:val="28"/>
+          <w:szCs w:val="28"/>
+          <w:lang w:val="en-GB"/>
+        </w:rPr>
+      </w:pPr>
+    </w:p>
+    <w:p>
+      <w:pPr>
+        <w:rPr>
+          <w:b/>
+          <w:bCs/>
+          <w:sz w:val="28"/>
+          <w:szCs w:val="28"/>
+          <w:lang w:val="en-GB"/>
+        </w:rPr>
+      </w:pPr>
+    </w:p>
+    <w:p>
+      <w:pPr>
+        <w:rPr>
+          <w:b/>
+          <w:bCs/>
+          <w:sz w:val="28"/>
+          <w:szCs w:val="28"/>
+          <w:lang w:val="en-GB"/>
+        </w:rPr>
+      </w:pPr>
+    </w:p>
+    <w:p>
+      <w:pPr>
+        <w:rPr>
+          <w:b/>
+          <w:bCs/>
+          <w:sz w:val="28"/>
+          <w:szCs w:val="28"/>
+          <w:lang w:val="en-GB"/>
+        </w:rPr>
+      </w:pPr>
+    </w:p>
+    <w:p>
+      <w:pPr>
+        <w:rPr>
+          <w:b/>
+          <w:bCs/>
+          <w:sz w:val="28"/>
+          <w:szCs w:val="28"/>
+          <w:lang w:val="en-GB"/>
+        </w:rPr>
+      </w:pPr>
+      <w:r>
+        <w:rPr>
+          <w:b/>
+          <w:bCs/>
+          <w:sz w:val="28"/>
+          <w:szCs w:val="28"/>
+          <w:lang w:val="en-GB"/>
+        </w:rPr>
+        <w:t>Linas Matkasse – Application Specialist | 2016 - 2018</w:t>
+      </w:r>
+    </w:p>
+    <w:p>
+      <w:pPr>
+        <w:rPr>
+          <w:lang w:val="en-GB"/>
+        </w:rPr>
+      </w:pPr>
+      <w:r>
+        <w:rPr>
+          <w:lang w:val="en-GB"/>
+        </w:rPr>
+        <w:t>At Linas Matkasse, I worked as a system administrator, technical support, and backend developer for Linas Matkasse's internally developed business system.</w:t>
       </w:r>
       <w:r>
         <w:rPr>
@@ -957,21 +894,7 @@
           <w:lang w:val="en-GB"/>
         </w:rPr>
         <w:br/>
-        <w:t xml:space="preserve">Linas </w:t>
-      </w:r>
-      <w:proofErr w:type="spellStart"/>
-      <w:r>
-        <w:rPr>
-          <w:lang w:val="en-GB"/>
-        </w:rPr>
-        <w:t>Matkasse</w:t>
-      </w:r>
-      <w:proofErr w:type="spellEnd"/>
-      <w:r>
-        <w:rPr>
-          <w:lang w:val="en-GB"/>
-        </w:rPr>
-        <w:t xml:space="preserve"> was very fast-paced, and projects and changes would often come in from different parts of the organization.</w:t>
+        <w:t>Linas Matkasse was very fast-paced, and projects and changes would often come in from different parts of the organization.</w:t>
       </w:r>
       <w:r>
         <w:rPr>
@@ -999,81 +922,129 @@
           <w:lang w:val="en-GB"/>
         </w:rPr>
         <w:br/>
-        <w:t xml:space="preserve">Selection of technologies I used at Linas </w:t>
-      </w:r>
-      <w:proofErr w:type="spellStart"/>
-      <w:r>
-        <w:rPr>
-          <w:lang w:val="en-GB"/>
-        </w:rPr>
-        <w:t>Matkasse</w:t>
-      </w:r>
-      <w:proofErr w:type="spellEnd"/>
-      <w:r>
-        <w:rPr>
-          <w:lang w:val="en-GB"/>
-        </w:rPr>
-        <w:t>:</w:t>
+        <w:t>Selection of technologies I used at Linas Matkasse:</w:t>
       </w:r>
       <w:r>
         <w:rPr>
           <w:lang w:val="en-GB"/>
         </w:rPr>
         <w:br/>
-        <w:t>PHP, Symfony, Shell, MySQL, JavaScript, jQuery, Docker, WordPress</w:t>
-      </w:r>
-    </w:p>
-    <w:p>
-      <w:pPr>
-        <w:rPr>
-          <w:sz w:val="28"/>
-          <w:szCs w:val="28"/>
-          <w:lang w:val="en-GB"/>
-        </w:rPr>
-      </w:pPr>
-      <w:proofErr w:type="spellStart"/>
-      <w:r>
-        <w:rPr>
-          <w:b/>
-          <w:bCs/>
-          <w:sz w:val="28"/>
-          <w:szCs w:val="28"/>
-          <w:lang w:val="en-GB"/>
-        </w:rPr>
-        <w:t>Grindtorps</w:t>
-      </w:r>
-      <w:proofErr w:type="spellEnd"/>
-      <w:r>
-        <w:rPr>
-          <w:b/>
-          <w:bCs/>
-          <w:sz w:val="28"/>
-          <w:szCs w:val="28"/>
-          <w:lang w:val="en-GB"/>
-        </w:rPr>
-        <w:t xml:space="preserve"> pizzeria – </w:t>
-      </w:r>
-      <w:proofErr w:type="spellStart"/>
-      <w:r>
-        <w:rPr>
-          <w:b/>
-          <w:bCs/>
-          <w:sz w:val="28"/>
-          <w:szCs w:val="28"/>
-          <w:lang w:val="en-GB"/>
-        </w:rPr>
-        <w:t>Frilans</w:t>
-      </w:r>
-      <w:proofErr w:type="spellEnd"/>
-      <w:r>
-        <w:rPr>
-          <w:b/>
-          <w:bCs/>
-          <w:sz w:val="28"/>
-          <w:szCs w:val="28"/>
-          <w:lang w:val="en-GB"/>
-        </w:rPr>
-        <w:t xml:space="preserve"> – </w:t>
+      </w:r>
+      <w:r>
+        <w:rPr>
+          <w:lang w:val="en-GB"/>
+        </w:rPr>
+        <w:t>PHP</w:t>
+      </w:r>
+      <w:r>
+        <w:rPr>
+          <w:lang w:val="en-GB"/>
+        </w:rPr>
+        <w:t xml:space="preserve">, </w:t>
+      </w:r>
+      <w:r>
+        <w:rPr>
+          <w:lang w:val="en-GB"/>
+        </w:rPr>
+        <w:t>Symfony</w:t>
+      </w:r>
+      <w:r>
+        <w:rPr>
+          <w:lang w:val="en-GB"/>
+        </w:rPr>
+        <w:t xml:space="preserve">, </w:t>
+      </w:r>
+      <w:r>
+        <w:rPr>
+          <w:lang w:val="en-GB"/>
+        </w:rPr>
+        <w:t>Shell</w:t>
+      </w:r>
+      <w:r>
+        <w:rPr>
+          <w:lang w:val="en-GB"/>
+        </w:rPr>
+        <w:t xml:space="preserve">, </w:t>
+      </w:r>
+      <w:r>
+        <w:rPr>
+          <w:lang w:val="en-GB"/>
+        </w:rPr>
+        <w:t>MySQL</w:t>
+      </w:r>
+      <w:r>
+        <w:rPr>
+          <w:lang w:val="en-GB"/>
+        </w:rPr>
+        <w:t xml:space="preserve">, </w:t>
+      </w:r>
+      <w:r>
+        <w:rPr>
+          <w:lang w:val="en-GB"/>
+        </w:rPr>
+        <w:t>JavaScript</w:t>
+      </w:r>
+      <w:r>
+        <w:rPr>
+          <w:lang w:val="en-GB"/>
+        </w:rPr>
+        <w:t xml:space="preserve">, </w:t>
+      </w:r>
+      <w:r>
+        <w:rPr>
+          <w:lang w:val="en-GB"/>
+        </w:rPr>
+        <w:t>jQuery</w:t>
+      </w:r>
+      <w:r>
+        <w:rPr>
+          <w:lang w:val="en-GB"/>
+        </w:rPr>
+        <w:t xml:space="preserve">, </w:t>
+      </w:r>
+      <w:r>
+        <w:rPr>
+          <w:lang w:val="en-GB"/>
+        </w:rPr>
+        <w:t>Docker</w:t>
+      </w:r>
+      <w:r>
+        <w:rPr>
+          <w:lang w:val="en-GB"/>
+        </w:rPr>
+        <w:t xml:space="preserve">, </w:t>
+      </w:r>
+      <w:r>
+        <w:rPr>
+          <w:lang w:val="en-GB"/>
+        </w:rPr>
+        <w:t>WordPress</w:t>
+      </w:r>
+    </w:p>
+    <w:p>
+      <w:pPr>
+        <w:rPr>
+          <w:lang w:val="en-GB"/>
+        </w:rPr>
+      </w:pPr>
+    </w:p>
+    <w:p>
+      <w:pPr>
+        <w:rPr>
+          <w:sz w:val="28"/>
+          <w:szCs w:val="28"/>
+          <w:lang w:val="en-GB"/>
+        </w:rPr>
+      </w:pPr>
+      <w:r>
+        <w:rPr>
+          <w:b/>
+          <w:bCs/>
+          <w:sz w:val="28"/>
+          <w:szCs w:val="28"/>
+          <w:lang w:val="en-GB"/>
+        </w:rPr>
+        <w:t xml:space="preserve">Grindtorps pizzeria – Frilans – </w:t>
       </w:r>
       <w:r>
         <w:rPr>
@@ -1159,71 +1130,23 @@
           <w:lang w:val="en-GB"/>
         </w:rPr>
       </w:pPr>
-      <w:proofErr w:type="spellStart"/>
-      <w:r>
-        <w:rPr>
-          <w:b/>
-          <w:bCs/>
-          <w:sz w:val="28"/>
-          <w:szCs w:val="28"/>
-          <w:lang w:val="en-GB"/>
-        </w:rPr>
-        <w:t>Diplomerad</w:t>
-      </w:r>
-      <w:proofErr w:type="spellEnd"/>
-      <w:r>
-        <w:rPr>
-          <w:b/>
-          <w:bCs/>
-          <w:sz w:val="28"/>
-          <w:szCs w:val="28"/>
-          <w:lang w:val="en-GB"/>
-        </w:rPr>
-        <w:t xml:space="preserve"> </w:t>
-      </w:r>
-      <w:proofErr w:type="spellStart"/>
-      <w:r>
-        <w:rPr>
-          <w:b/>
-          <w:bCs/>
-          <w:sz w:val="28"/>
-          <w:szCs w:val="28"/>
-          <w:lang w:val="en-GB"/>
-        </w:rPr>
-        <w:t>webbmaster</w:t>
-      </w:r>
-      <w:proofErr w:type="spellEnd"/>
-      <w:r>
-        <w:rPr>
-          <w:b/>
-          <w:bCs/>
-          <w:sz w:val="28"/>
-          <w:szCs w:val="28"/>
-          <w:lang w:val="en-GB"/>
-        </w:rPr>
-        <w:t xml:space="preserve"> | 2014 - 2015</w:t>
-      </w:r>
-    </w:p>
-    <w:p>
-      <w:r>
-        <w:rPr>
-          <w:lang w:val="en-GB"/>
-        </w:rPr>
-        <w:t xml:space="preserve">Education at </w:t>
-      </w:r>
-      <w:proofErr w:type="spellStart"/>
-      <w:r>
-        <w:rPr>
-          <w:lang w:val="en-GB"/>
-        </w:rPr>
-        <w:t>Folkuniversitetet</w:t>
-      </w:r>
-      <w:proofErr w:type="spellEnd"/>
-      <w:r>
-        <w:rPr>
-          <w:lang w:val="en-GB"/>
-        </w:rPr>
-        <w:t xml:space="preserve"> focused on creating and maintaining websites. We covered HTML, CSS, JavaScript, and worked with Joomla.</w:t>
+      <w:r>
+        <w:rPr>
+          <w:b/>
+          <w:bCs/>
+          <w:sz w:val="28"/>
+          <w:szCs w:val="28"/>
+          <w:lang w:val="en-GB"/>
+        </w:rPr>
+        <w:t>Diplomerad webbmaster | 2014 - 2015</w:t>
+      </w:r>
+    </w:p>
+    <w:p>
+      <w:r>
+        <w:rPr>
+          <w:lang w:val="en-GB"/>
+        </w:rPr>
+        <w:t>Education at Folkuniversitetet focused on creating and maintaining websites. We covered HTML, CSS, JavaScript, and worked with Joomla.</w:t>
       </w:r>
       <w:r>
         <w:rPr>
@@ -1233,39 +1156,7 @@
         <w:t xml:space="preserve">The final project was to create a website. A project partner and I created a website for a contractor company. </w:t>
       </w:r>
       <w:r>
-        <w:t xml:space="preserve">The final </w:t>
-      </w:r>
-      <w:proofErr w:type="spellStart"/>
-      <w:r>
-        <w:t>project</w:t>
-      </w:r>
-      <w:proofErr w:type="spellEnd"/>
-      <w:r>
-        <w:t xml:space="preserve"> </w:t>
-      </w:r>
-      <w:proofErr w:type="spellStart"/>
-      <w:r>
-        <w:t>was</w:t>
-      </w:r>
-      <w:proofErr w:type="spellEnd"/>
-      <w:r>
-        <w:t xml:space="preserve"> </w:t>
-      </w:r>
-      <w:proofErr w:type="spellStart"/>
-      <w:r>
-        <w:t>done</w:t>
-      </w:r>
-      <w:proofErr w:type="spellEnd"/>
-      <w:r>
-        <w:t xml:space="preserve"> in </w:t>
-      </w:r>
-      <w:proofErr w:type="spellStart"/>
-      <w:r>
-        <w:t>Joomla</w:t>
-      </w:r>
-      <w:proofErr w:type="spellEnd"/>
-      <w:r>
-        <w:t>.</w:t>
+        <w:t>The final project was done in Joomla.</w:t>
       </w:r>
     </w:p>
     <w:p>
@@ -1375,7 +1266,6 @@
           <w:u w:val="single"/>
           <w:lang w:val="en-GB"/>
         </w:rPr>
-        <w:lastRenderedPageBreak/>
         <w:t>Projects and personal development</w:t>
       </w:r>
     </w:p>
@@ -1387,7 +1277,6 @@
           <w:lang w:val="en-GB"/>
         </w:rPr>
       </w:pPr>
-      <w:proofErr w:type="spellStart"/>
       <w:r>
         <w:rPr>
           <w:b/>
@@ -1396,7 +1285,6 @@
         </w:rPr>
         <w:t>Github</w:t>
       </w:r>
-      <w:proofErr w:type="spellEnd"/>
     </w:p>
     <w:p>
       <w:pPr>
@@ -1460,7 +1348,6 @@
           <w:lang w:val="en-GB"/>
         </w:rPr>
       </w:pPr>
-      <w:proofErr w:type="spellStart"/>
       <w:r>
         <w:rPr>
           <w:b/>
@@ -1469,7 +1356,6 @@
         </w:rPr>
         <w:t>Spelutveckling</w:t>
       </w:r>
-      <w:proofErr w:type="spellEnd"/>
     </w:p>
     <w:p>
       <w:pPr>
@@ -2556,7 +2442,6 @@
   <w:style w:type="character" w:default="1" w:styleId="Standardstycketeckensnitt">
     <w:name w:val="Default Paragraph Font"/>
     <w:uiPriority w:val="1"/>
-    <w:semiHidden/>
     <w:unhideWhenUsed/>
   </w:style>
   <w:style w:type="table" w:default="1" w:styleId="Normaltabell">
